--- a/00-首页/题组Word/第一轮习题集/化学原理/溶液与相图习题集-学生版.docx
+++ b/00-首页/题组Word/第一轮习题集/化学原理/溶液与相图习题集-学生版.docx
@@ -3191,22 +3191,7 @@
                 </m:num>
                 <m:den>
                   <m:r>
-                    <m:t>1</m:t>
-                  </m:r>
-                  <m:r>
-                    <m:t>0</m:t>
-                  </m:r>
-                  <m:r>
-                    <m:t>1</m:t>
-                  </m:r>
-                  <m:r>
-                    <m:rPr>
-                      <m:sty m:val="p"/>
-                    </m:rPr>
-                    <m:t>.</m:t>
-                  </m:r>
-                  <m:r>
-                    <m:t>3</m:t>
+                    <m:t>101.3</m:t>
                   </m:r>
                   <m:r>
                     <m:rPr>
@@ -3240,19 +3225,7 @@
                 </m:fPr>
                 <m:num>
                   <m:r>
-                    <m:t>3</m:t>
-                  </m:r>
-                  <m:r>
-                    <m:t>0</m:t>
-                  </m:r>
-                  <m:r>
-                    <m:rPr>
-                      <m:sty m:val="p"/>
-                    </m:rPr>
-                    <m:t>.</m:t>
-                  </m:r>
-                  <m:r>
-                    <m:t>3</m:t>
+                    <m:t>30.3</m:t>
                   </m:r>
                   <m:r>
                     <m:rPr>
@@ -3260,13 +3233,10 @@
                     </m:rPr>
                     <m:t>×</m:t>
                   </m:r>
-                  <m:r>
-                    <m:t>1</m:t>
-                  </m:r>
                   <m:sSup>
                     <m:e>
                       <m:r>
-                        <m:t>0</m:t>
+                        <m:t>10</m:t>
                       </m:r>
                     </m:e>
                     <m:sup>
@@ -3323,22 +3293,7 @@
                 </m:num>
                 <m:den>
                   <m:r>
-                    <m:t>2</m:t>
-                  </m:r>
-                  <m:r>
-                    <m:rPr>
-                      <m:sty m:val="p"/>
-                    </m:rPr>
-                    <m:t>.</m:t>
-                  </m:r>
-                  <m:r>
-                    <m:t>3</m:t>
-                  </m:r>
-                  <m:r>
-                    <m:t>0</m:t>
-                  </m:r>
-                  <m:r>
-                    <m:t>3</m:t>
+                    <m:t>2.303</m:t>
                   </m:r>
                   <m:r>
                     <m:rPr>
@@ -3347,19 +3302,7 @@
                     <m:t>×</m:t>
                   </m:r>
                   <m:r>
-                    <m:t>8</m:t>
-                  </m:r>
-                  <m:r>
-                    <m:rPr>
-                      <m:sty m:val="p"/>
-                    </m:rPr>
-                    <m:t>.</m:t>
-                  </m:r>
-                  <m:r>
-                    <m:t>3</m:t>
-                  </m:r>
-                  <m:r>
-                    <m:t>1</m:t>
+                    <m:t>8.31</m:t>
                   </m:r>
                   <m:r>
                     <m:rPr>
@@ -3449,22 +3392,7 @@
                     </m:fPr>
                     <m:num>
                       <m:r>
-                        <m:t>2</m:t>
-                      </m:r>
-                      <m:r>
-                        <m:t>9</m:t>
-                      </m:r>
-                      <m:r>
-                        <m:t>3</m:t>
-                      </m:r>
-                      <m:r>
-                        <m:rPr>
-                          <m:sty m:val="p"/>
-                        </m:rPr>
-                        <m:t>.</m:t>
-                      </m:r>
-                      <m:r>
-                        <m:t>2</m:t>
+                        <m:t>293.2</m:t>
                       </m:r>
                       <m:r>
                         <m:rPr>
@@ -3479,22 +3407,7 @@
                         <m:t>−</m:t>
                       </m:r>
                       <m:r>
-                        <m:t>3</m:t>
-                      </m:r>
-                      <m:r>
-                        <m:t>2</m:t>
-                      </m:r>
-                      <m:r>
-                        <m:t>9</m:t>
-                      </m:r>
-                      <m:r>
-                        <m:rPr>
-                          <m:sty m:val="p"/>
-                        </m:rPr>
-                        <m:t>.</m:t>
-                      </m:r>
-                      <m:r>
-                        <m:t>7</m:t>
+                        <m:t>329.7</m:t>
                       </m:r>
                       <m:r>
                         <m:rPr>
@@ -3505,22 +3418,7 @@
                     </m:num>
                     <m:den>
                       <m:r>
-                        <m:t>2</m:t>
-                      </m:r>
-                      <m:r>
-                        <m:t>9</m:t>
-                      </m:r>
-                      <m:r>
-                        <m:t>3</m:t>
-                      </m:r>
-                      <m:r>
-                        <m:rPr>
-                          <m:sty m:val="p"/>
-                        </m:rPr>
-                        <m:t>.</m:t>
-                      </m:r>
-                      <m:r>
-                        <m:t>2</m:t>
+                        <m:t>293.2</m:t>
                       </m:r>
                       <m:r>
                         <m:rPr>
@@ -3535,22 +3433,7 @@
                         <m:t>×</m:t>
                       </m:r>
                       <m:r>
-                        <m:t>3</m:t>
-                      </m:r>
-                      <m:r>
-                        <m:t>2</m:t>
-                      </m:r>
-                      <m:r>
-                        <m:t>9</m:t>
-                      </m:r>
-                      <m:r>
-                        <m:rPr>
-                          <m:sty m:val="p"/>
-                        </m:rPr>
-                        <m:t>.</m:t>
-                      </m:r>
-                      <m:r>
-                        <m:t>7</m:t>
+                        <m:t>329.7</m:t>
                       </m:r>
                       <m:r>
                         <m:rPr>
@@ -3586,19 +3469,7 @@
                 <m:t>=</m:t>
               </m:r>
               <m:r>
-                <m:t>2</m:t>
-              </m:r>
-              <m:r>
-                <m:t>5</m:t>
-              </m:r>
-              <m:r>
-                <m:rPr>
-                  <m:sty m:val="p"/>
-                </m:rPr>
-                <m:t>.</m:t>
-              </m:r>
-              <m:r>
-                <m:t>6</m:t>
+                <m:t>25.6</m:t>
               </m:r>
               <m:r>
                 <m:rPr>
@@ -4829,28 +4700,7 @@
                 </m:fPr>
                 <m:num>
                   <m:r>
-                    <m:t>0</m:t>
-                  </m:r>
-                  <m:r>
-                    <m:rPr>
-                      <m:sty m:val="p"/>
-                    </m:rPr>
-                    <m:t>.</m:t>
-                  </m:r>
-                  <m:r>
-                    <m:t>0</m:t>
-                  </m:r>
-                  <m:r>
-                    <m:t>0</m:t>
-                  </m:r>
-                  <m:r>
-                    <m:t>1</m:t>
-                  </m:r>
-                  <m:r>
-                    <m:t>9</m:t>
-                  </m:r>
-                  <m:r>
-                    <m:t>4</m:t>
+                    <m:t>0.00194</m:t>
                   </m:r>
                   <m:r>
                     <m:rPr>
@@ -4897,13 +4747,10 @@
                     </m:rPr>
                     <m:t>×</m:t>
                   </m:r>
-                  <m:r>
-                    <m:t>1</m:t>
-                  </m:r>
                   <m:sSup>
                     <m:e>
                       <m:r>
-                        <m:t>0</m:t>
+                        <m:t>10</m:t>
                       </m:r>
                     </m:e>
                     <m:sup>
@@ -4973,19 +4820,7 @@
                     <m:t>×</m:t>
                   </m:r>
                   <m:r>
-                    <m:t>8</m:t>
-                  </m:r>
-                  <m:r>
-                    <m:rPr>
-                      <m:sty m:val="p"/>
-                    </m:rPr>
-                    <m:t>.</m:t>
-                  </m:r>
-                  <m:r>
-                    <m:t>3</m:t>
-                  </m:r>
-                  <m:r>
-                    <m:t>1</m:t>
+                    <m:t>8.31</m:t>
                   </m:r>
                   <m:r>
                     <m:rPr>
@@ -5105,13 +4940,7 @@
                     <m:t>×</m:t>
                   </m:r>
                   <m:r>
-                    <m:t>2</m:t>
-                  </m:r>
-                  <m:r>
-                    <m:t>9</m:t>
-                  </m:r>
-                  <m:r>
-                    <m:t>8</m:t>
+                    <m:t>298</m:t>
                   </m:r>
                   <m:r>
                     <m:rPr>
@@ -5122,19 +4951,7 @@
                 </m:num>
                 <m:den>
                   <m:r>
-                    <m:t>7</m:t>
-                  </m:r>
-                  <m:r>
-                    <m:t>9</m:t>
-                  </m:r>
-                  <m:r>
-                    <m:rPr>
-                      <m:sty m:val="p"/>
-                    </m:rPr>
-                    <m:t>.</m:t>
-                  </m:r>
-                  <m:r>
-                    <m:t>9</m:t>
+                    <m:t>79.9</m:t>
                   </m:r>
                   <m:r>
                     <m:rPr>
@@ -5204,19 +5021,7 @@
                 <m:t>=</m:t>
               </m:r>
               <m:r>
-                <m:t>3</m:t>
-              </m:r>
-              <m:r>
-                <m:t>0</m:t>
-              </m:r>
-              <m:r>
-                <m:rPr>
-                  <m:sty m:val="p"/>
-                </m:rPr>
-                <m:t>.</m:t>
-              </m:r>
-              <m:r>
-                <m:t>1</m:t>
+                <m:t>30.1</m:t>
               </m:r>
               <m:r>
                 <m:rPr>
@@ -28219,7 +28024,7 @@
     <ns0:name ns0:val="Verbatim Char"/>
     <ns0:basedOn ns0:val="BodyTextChar"/>
     <ns0:rPr>
-      <ns0:rFonts ns0:ascii="Times New Roman" ns0:cs="Times New Roman" ns0:eastAsia="FangSong" ns0:hAnsi="Times New Roman"/>
+      <ns0:rFonts ns0:ascii="SimSun" ns0:cs="SimSun" ns0:eastAsia="SimSun" ns0:hAnsi="SimSun"/>
       <ns0:b ns0:val="0"/>
       <ns0:sz ns0:val="20"/>
     </ns0:rPr>
@@ -28273,7 +28078,7 @@
       <w:wordWrap w:val="off"/>
     </w:pPr>
     <ns0:rPr>
-      <w:rFonts ns0:ascii="Times New Roman" ns0:hAnsi="Times New Roman" ns0:eastAsia="FangSong" ns0:cs="Times New Roman"/>
+      <w:rFonts ns0:ascii="SimSun" ns0:hAnsi="SimSun" ns0:eastAsia="SimSun" ns0:cs="SimSun"/>
     </ns0:rPr>
   </w:style>
   <w:style w:type="character" w:customStyle="1" w:styleId="KeywordTok">

--- a/00-首页/题组Word/第一轮习题集/化学原理/溶液与相图习题集-学生版.docx
+++ b/00-首页/题组Word/第一轮习题集/化学原理/溶液与相图习题集-学生版.docx
@@ -866,6 +866,31 @@
     </w:p>
     <w:p>
       <w:pPr>
+        <w:spacing w:before="0" w:after="0"/>
+      </w:pPr>
+    </w:p>
+    <w:p>
+      <w:pPr>
+        <w:spacing w:before="0" w:after="0"/>
+      </w:pPr>
+    </w:p>
+    <w:p>
+      <w:pPr>
+        <w:spacing w:before="0" w:after="0"/>
+      </w:pPr>
+    </w:p>
+    <w:p>
+      <w:pPr>
+        <w:spacing w:before="0" w:after="0"/>
+      </w:pPr>
+    </w:p>
+    <w:p>
+      <w:pPr>
+        <w:spacing w:before="0" w:after="0"/>
+      </w:pPr>
+    </w:p>
+    <w:p>
+      <w:pPr>
         <w:spacing w:before="160" w:after="80"/>
       </w:pPr>
       <w:r>
@@ -1201,6 +1226,31 @@
     </w:tbl>
     <w:p>
       <w:pPr>
+        <w:spacing w:before="0" w:after="0"/>
+      </w:pPr>
+    </w:p>
+    <w:p>
+      <w:pPr>
+        <w:spacing w:before="0" w:after="0"/>
+      </w:pPr>
+    </w:p>
+    <w:p>
+      <w:pPr>
+        <w:spacing w:before="0" w:after="0"/>
+      </w:pPr>
+    </w:p>
+    <w:p>
+      <w:pPr>
+        <w:spacing w:before="0" w:after="0"/>
+      </w:pPr>
+    </w:p>
+    <w:p>
+      <w:pPr>
+        <w:spacing w:before="0" w:after="0"/>
+      </w:pPr>
+    </w:p>
+    <w:p>
+      <w:pPr>
         <w:spacing w:before="160" w:after="80"/>
       </w:pPr>
       <w:r>
@@ -1492,6 +1542,21 @@
     </w:p>
     <w:p>
       <w:pPr>
+        <w:spacing w:before="0" w:after="0"/>
+      </w:pPr>
+    </w:p>
+    <w:p>
+      <w:pPr>
+        <w:spacing w:before="0" w:after="0"/>
+      </w:pPr>
+    </w:p>
+    <w:p>
+      <w:pPr>
+        <w:spacing w:before="0" w:after="0"/>
+      </w:pPr>
+    </w:p>
+    <w:p>
+      <w:pPr>
         <w:spacing w:before="160" w:after="80"/>
       </w:pPr>
       <w:r>
@@ -1694,6 +1759,21 @@
     </w:p>
     <w:p>
       <w:pPr>
+        <w:spacing w:before="0" w:after="0"/>
+      </w:pPr>
+    </w:p>
+    <w:p>
+      <w:pPr>
+        <w:spacing w:before="0" w:after="0"/>
+      </w:pPr>
+    </w:p>
+    <w:p>
+      <w:pPr>
+        <w:spacing w:before="0" w:after="0"/>
+      </w:pPr>
+    </w:p>
+    <w:p>
+      <w:pPr>
         <w:spacing w:before="160" w:after="80"/>
       </w:pPr>
       <w:r>
@@ -1873,6 +1953,21 @@
         </w:rPr>
         <w:t>。</w:t>
       </w:r>
+    </w:p>
+    <w:p>
+      <w:pPr>
+        <w:spacing w:before="0" w:after="0"/>
+      </w:pPr>
+    </w:p>
+    <w:p>
+      <w:pPr>
+        <w:spacing w:before="0" w:after="0"/>
+      </w:pPr>
+    </w:p>
+    <w:p>
+      <w:pPr>
+        <w:spacing w:before="0" w:after="0"/>
+      </w:pPr>
     </w:p>
     <w:p>
       <w:pPr>
@@ -2162,6 +2257,21 @@
     </w:p>
     <w:p>
       <w:pPr>
+        <w:spacing w:before="0" w:after="0"/>
+      </w:pPr>
+    </w:p>
+    <w:p>
+      <w:pPr>
+        <w:spacing w:before="0" w:after="0"/>
+      </w:pPr>
+    </w:p>
+    <w:p>
+      <w:pPr>
+        <w:spacing w:before="0" w:after="0"/>
+      </w:pPr>
+    </w:p>
+    <w:p>
+      <w:pPr>
         <w:spacing w:before="160" w:after="80"/>
       </w:pPr>
       <w:r>
@@ -2461,6 +2571,31 @@
     </w:p>
     <w:p>
       <w:pPr>
+        <w:spacing w:before="0" w:after="0"/>
+      </w:pPr>
+    </w:p>
+    <w:p>
+      <w:pPr>
+        <w:spacing w:before="0" w:after="0"/>
+      </w:pPr>
+    </w:p>
+    <w:p>
+      <w:pPr>
+        <w:spacing w:before="0" w:after="0"/>
+      </w:pPr>
+    </w:p>
+    <w:p>
+      <w:pPr>
+        <w:spacing w:before="0" w:after="0"/>
+      </w:pPr>
+    </w:p>
+    <w:p>
+      <w:pPr>
+        <w:spacing w:before="0" w:after="0"/>
+      </w:pPr>
+    </w:p>
+    <w:p>
+      <w:pPr>
         <w:spacing w:before="160" w:after="80"/>
       </w:pPr>
       <w:r>
@@ -2759,6 +2894,21 @@
         </w:rPr>
         <w:t>？</w:t>
       </w:r>
+    </w:p>
+    <w:p>
+      <w:pPr>
+        <w:spacing w:before="0" w:after="0"/>
+      </w:pPr>
+    </w:p>
+    <w:p>
+      <w:pPr>
+        <w:spacing w:before="0" w:after="0"/>
+      </w:pPr>
+    </w:p>
+    <w:p>
+      <w:pPr>
+        <w:spacing w:before="0" w:after="0"/>
+      </w:pPr>
     </w:p>
     <w:p>
       <w:pPr>
@@ -3496,6 +3646,31 @@
     </w:p>
     <w:p>
       <w:pPr>
+        <w:spacing w:before="0" w:after="0"/>
+      </w:pPr>
+    </w:p>
+    <w:p>
+      <w:pPr>
+        <w:spacing w:before="0" w:after="0"/>
+      </w:pPr>
+    </w:p>
+    <w:p>
+      <w:pPr>
+        <w:spacing w:before="0" w:after="0"/>
+      </w:pPr>
+    </w:p>
+    <w:p>
+      <w:pPr>
+        <w:spacing w:before="0" w:after="0"/>
+      </w:pPr>
+    </w:p>
+    <w:p>
+      <w:pPr>
+        <w:spacing w:before="0" w:after="0"/>
+      </w:pPr>
+    </w:p>
+    <w:p>
+      <w:pPr>
         <w:spacing w:before="160" w:after="80"/>
       </w:pPr>
       <w:r>
@@ -3778,6 +3953,31 @@
     </w:p>
     <w:p>
       <w:pPr>
+        <w:spacing w:before="0" w:after="0"/>
+      </w:pPr>
+    </w:p>
+    <w:p>
+      <w:pPr>
+        <w:spacing w:before="0" w:after="0"/>
+      </w:pPr>
+    </w:p>
+    <w:p>
+      <w:pPr>
+        <w:spacing w:before="0" w:after="0"/>
+      </w:pPr>
+    </w:p>
+    <w:p>
+      <w:pPr>
+        <w:spacing w:before="0" w:after="0"/>
+      </w:pPr>
+    </w:p>
+    <w:p>
+      <w:pPr>
+        <w:spacing w:before="0" w:after="0"/>
+      </w:pPr>
+    </w:p>
+    <w:p>
+      <w:pPr>
         <w:spacing w:before="160" w:after="80"/>
       </w:pPr>
       <w:r>
@@ -4033,6 +4233,31 @@
         </w:rPr>
         <w:t>。</w:t>
       </w:r>
+    </w:p>
+    <w:p>
+      <w:pPr>
+        <w:spacing w:before="0" w:after="0"/>
+      </w:pPr>
+    </w:p>
+    <w:p>
+      <w:pPr>
+        <w:spacing w:before="0" w:after="0"/>
+      </w:pPr>
+    </w:p>
+    <w:p>
+      <w:pPr>
+        <w:spacing w:before="0" w:after="0"/>
+      </w:pPr>
+    </w:p>
+    <w:p>
+      <w:pPr>
+        <w:spacing w:before="0" w:after="0"/>
+      </w:pPr>
+    </w:p>
+    <w:p>
+      <w:pPr>
+        <w:spacing w:before="0" w:after="0"/>
+      </w:pPr>
     </w:p>
     <w:p>
       <w:pPr>
@@ -4361,6 +4586,31 @@
         </w:rPr>
         <w:t>？</w:t>
       </w:r>
+    </w:p>
+    <w:p>
+      <w:pPr>
+        <w:spacing w:before="0" w:after="0"/>
+      </w:pPr>
+    </w:p>
+    <w:p>
+      <w:pPr>
+        <w:spacing w:before="0" w:after="0"/>
+      </w:pPr>
+    </w:p>
+    <w:p>
+      <w:pPr>
+        <w:spacing w:before="0" w:after="0"/>
+      </w:pPr>
+    </w:p>
+    <w:p>
+      <w:pPr>
+        <w:spacing w:before="0" w:after="0"/>
+      </w:pPr>
+    </w:p>
+    <w:p>
+      <w:pPr>
+        <w:spacing w:before="0" w:after="0"/>
+      </w:pPr>
     </w:p>
     <w:p>
       <w:pPr>
@@ -5048,6 +5298,21 @@
     </w:p>
     <w:p>
       <w:pPr>
+        <w:spacing w:before="0" w:after="0"/>
+      </w:pPr>
+    </w:p>
+    <w:p>
+      <w:pPr>
+        <w:spacing w:before="0" w:after="0"/>
+      </w:pPr>
+    </w:p>
+    <w:p>
+      <w:pPr>
+        <w:spacing w:before="0" w:after="0"/>
+      </w:pPr>
+    </w:p>
+    <w:p>
+      <w:pPr>
         <w:spacing w:before="160" w:after="80"/>
       </w:pPr>
       <w:r>
@@ -5263,6 +5528,21 @@
         </w:rPr>
         <w:t>）</w:t>
       </w:r>
+    </w:p>
+    <w:p>
+      <w:pPr>
+        <w:spacing w:before="0" w:after="0"/>
+      </w:pPr>
+    </w:p>
+    <w:p>
+      <w:pPr>
+        <w:spacing w:before="0" w:after="0"/>
+      </w:pPr>
+    </w:p>
+    <w:p>
+      <w:pPr>
+        <w:spacing w:before="0" w:after="0"/>
+      </w:pPr>
     </w:p>
     <w:p>
       <w:pPr>
@@ -5724,6 +6004,21 @@
         </w:rPr>
         <w:t xml:space="preserve">）</w:t>
       </w:r>
+    </w:p>
+    <w:p>
+      <w:pPr>
+        <w:spacing w:before="0" w:after="0"/>
+      </w:pPr>
+    </w:p>
+    <w:p>
+      <w:pPr>
+        <w:spacing w:before="0" w:after="0"/>
+      </w:pPr>
+    </w:p>
+    <w:p>
+      <w:pPr>
+        <w:spacing w:before="0" w:after="0"/>
+      </w:pPr>
     </w:p>
     <w:p>
       <w:pPr>
@@ -6082,6 +6377,31 @@
     </w:tbl>
     <w:p>
       <w:pPr>
+        <w:spacing w:before="0" w:after="0"/>
+      </w:pPr>
+    </w:p>
+    <w:p>
+      <w:pPr>
+        <w:spacing w:before="0" w:after="0"/>
+      </w:pPr>
+    </w:p>
+    <w:p>
+      <w:pPr>
+        <w:spacing w:before="0" w:after="0"/>
+      </w:pPr>
+    </w:p>
+    <w:p>
+      <w:pPr>
+        <w:spacing w:before="0" w:after="0"/>
+      </w:pPr>
+    </w:p>
+    <w:p>
+      <w:pPr>
+        <w:spacing w:before="0" w:after="0"/>
+      </w:pPr>
+    </w:p>
+    <w:p>
+      <w:pPr>
         <w:spacing w:before="160" w:after="80"/>
       </w:pPr>
       <w:r>
@@ -6568,6 +6888,31 @@
     </w:p>
     <w:p>
       <w:pPr>
+        <w:spacing w:before="0" w:after="0"/>
+      </w:pPr>
+    </w:p>
+    <w:p>
+      <w:pPr>
+        <w:spacing w:before="0" w:after="0"/>
+      </w:pPr>
+    </w:p>
+    <w:p>
+      <w:pPr>
+        <w:spacing w:before="0" w:after="0"/>
+      </w:pPr>
+    </w:p>
+    <w:p>
+      <w:pPr>
+        <w:spacing w:before="0" w:after="0"/>
+      </w:pPr>
+    </w:p>
+    <w:p>
+      <w:pPr>
+        <w:spacing w:before="0" w:after="0"/>
+      </w:pPr>
+    </w:p>
+    <w:p>
+      <w:pPr>
         <w:spacing w:before="160" w:after="80"/>
       </w:pPr>
       <w:r>
@@ -6855,6 +7200,21 @@
     </w:p>
     <w:p>
       <w:pPr>
+        <w:spacing w:before="0" w:after="0"/>
+      </w:pPr>
+    </w:p>
+    <w:p>
+      <w:pPr>
+        <w:spacing w:before="0" w:after="0"/>
+      </w:pPr>
+    </w:p>
+    <w:p>
+      <w:pPr>
+        <w:spacing w:before="0" w:after="0"/>
+      </w:pPr>
+    </w:p>
+    <w:p>
+      <w:pPr>
         <w:spacing w:before="160" w:after="80"/>
       </w:pPr>
       <w:r>
@@ -7111,6 +7471,31 @@
     </w:p>
     <w:p>
       <w:pPr>
+        <w:spacing w:before="0" w:after="0"/>
+      </w:pPr>
+    </w:p>
+    <w:p>
+      <w:pPr>
+        <w:spacing w:before="0" w:after="0"/>
+      </w:pPr>
+    </w:p>
+    <w:p>
+      <w:pPr>
+        <w:spacing w:before="0" w:after="0"/>
+      </w:pPr>
+    </w:p>
+    <w:p>
+      <w:pPr>
+        <w:spacing w:before="0" w:after="0"/>
+      </w:pPr>
+    </w:p>
+    <w:p>
+      <w:pPr>
+        <w:spacing w:before="0" w:after="0"/>
+      </w:pPr>
+    </w:p>
+    <w:p>
+      <w:pPr>
         <w:spacing w:before="160" w:after="80"/>
       </w:pPr>
       <w:r>
@@ -7381,6 +7766,21 @@
         </w:rPr>
         <w:t>？</w:t>
       </w:r>
+    </w:p>
+    <w:p>
+      <w:pPr>
+        <w:spacing w:before="0" w:after="0"/>
+      </w:pPr>
+    </w:p>
+    <w:p>
+      <w:pPr>
+        <w:spacing w:before="0" w:after="0"/>
+      </w:pPr>
+    </w:p>
+    <w:p>
+      <w:pPr>
+        <w:spacing w:before="0" w:after="0"/>
+      </w:pPr>
     </w:p>
     <w:p>
       <w:pPr>
@@ -7890,6 +8290,31 @@
     </w:p>
     <w:p>
       <w:pPr>
+        <w:spacing w:before="0" w:after="0"/>
+      </w:pPr>
+    </w:p>
+    <w:p>
+      <w:pPr>
+        <w:spacing w:before="0" w:after="0"/>
+      </w:pPr>
+    </w:p>
+    <w:p>
+      <w:pPr>
+        <w:spacing w:before="0" w:after="0"/>
+      </w:pPr>
+    </w:p>
+    <w:p>
+      <w:pPr>
+        <w:spacing w:before="0" w:after="0"/>
+      </w:pPr>
+    </w:p>
+    <w:p>
+      <w:pPr>
+        <w:spacing w:before="0" w:after="0"/>
+      </w:pPr>
+    </w:p>
+    <w:p>
+      <w:pPr>
         <w:spacing w:before="160" w:after="80"/>
       </w:pPr>
       <w:r>
@@ -8374,6 +8799,31 @@
     </w:p>
     <w:p>
       <w:pPr>
+        <w:spacing w:before="0" w:after="0"/>
+      </w:pPr>
+    </w:p>
+    <w:p>
+      <w:pPr>
+        <w:spacing w:before="0" w:after="0"/>
+      </w:pPr>
+    </w:p>
+    <w:p>
+      <w:pPr>
+        <w:spacing w:before="0" w:after="0"/>
+      </w:pPr>
+    </w:p>
+    <w:p>
+      <w:pPr>
+        <w:spacing w:before="0" w:after="0"/>
+      </w:pPr>
+    </w:p>
+    <w:p>
+      <w:pPr>
+        <w:spacing w:before="0" w:after="0"/>
+      </w:pPr>
+    </w:p>
+    <w:p>
+      <w:pPr>
         <w:spacing w:before="160" w:after="80"/>
       </w:pPr>
       <w:r>
@@ -8826,6 +9276,31 @@
     </w:p>
     <w:p>
       <w:pPr>
+        <w:spacing w:before="0" w:after="0"/>
+      </w:pPr>
+    </w:p>
+    <w:p>
+      <w:pPr>
+        <w:spacing w:before="0" w:after="0"/>
+      </w:pPr>
+    </w:p>
+    <w:p>
+      <w:pPr>
+        <w:spacing w:before="0" w:after="0"/>
+      </w:pPr>
+    </w:p>
+    <w:p>
+      <w:pPr>
+        <w:spacing w:before="0" w:after="0"/>
+      </w:pPr>
+    </w:p>
+    <w:p>
+      <w:pPr>
+        <w:spacing w:before="0" w:after="0"/>
+      </w:pPr>
+    </w:p>
+    <w:p>
+      <w:pPr>
         <w:spacing w:before="160" w:after="80"/>
       </w:pPr>
       <w:r>
@@ -9317,6 +9792,21 @@
     </w:p>
     <w:p>
       <w:pPr>
+        <w:spacing w:before="0" w:after="0"/>
+      </w:pPr>
+    </w:p>
+    <w:p>
+      <w:pPr>
+        <w:spacing w:before="0" w:after="0"/>
+      </w:pPr>
+    </w:p>
+    <w:p>
+      <w:pPr>
+        <w:spacing w:before="0" w:after="0"/>
+      </w:pPr>
+    </w:p>
+    <w:p>
+      <w:pPr>
         <w:spacing w:before="160" w:after="80"/>
       </w:pPr>
       <w:r>
@@ -9962,6 +10452,31 @@
     </w:p>
     <w:p>
       <w:pPr>
+        <w:spacing w:before="0" w:after="0"/>
+      </w:pPr>
+    </w:p>
+    <w:p>
+      <w:pPr>
+        <w:spacing w:before="0" w:after="0"/>
+      </w:pPr>
+    </w:p>
+    <w:p>
+      <w:pPr>
+        <w:spacing w:before="0" w:after="0"/>
+      </w:pPr>
+    </w:p>
+    <w:p>
+      <w:pPr>
+        <w:spacing w:before="0" w:after="0"/>
+      </w:pPr>
+    </w:p>
+    <w:p>
+      <w:pPr>
+        <w:spacing w:before="0" w:after="0"/>
+      </w:pPr>
+    </w:p>
+    <w:p>
+      <w:pPr>
         <w:spacing w:before="160" w:after="80"/>
       </w:pPr>
       <w:r>
@@ -10601,6 +11116,31 @@
     </w:p>
     <w:p>
       <w:pPr>
+        <w:spacing w:before="0" w:after="0"/>
+      </w:pPr>
+    </w:p>
+    <w:p>
+      <w:pPr>
+        <w:spacing w:before="0" w:after="0"/>
+      </w:pPr>
+    </w:p>
+    <w:p>
+      <w:pPr>
+        <w:spacing w:before="0" w:after="0"/>
+      </w:pPr>
+    </w:p>
+    <w:p>
+      <w:pPr>
+        <w:spacing w:before="0" w:after="0"/>
+      </w:pPr>
+    </w:p>
+    <w:p>
+      <w:pPr>
+        <w:spacing w:before="0" w:after="0"/>
+      </w:pPr>
+    </w:p>
+    <w:p>
+      <w:pPr>
         <w:spacing w:before="160" w:after="80"/>
       </w:pPr>
       <w:r>
@@ -11304,6 +11844,46 @@
     </w:p>
     <w:p>
       <w:pPr>
+        <w:spacing w:before="0" w:after="0"/>
+      </w:pPr>
+    </w:p>
+    <w:p>
+      <w:pPr>
+        <w:spacing w:before="0" w:after="0"/>
+      </w:pPr>
+    </w:p>
+    <w:p>
+      <w:pPr>
+        <w:spacing w:before="0" w:after="0"/>
+      </w:pPr>
+    </w:p>
+    <w:p>
+      <w:pPr>
+        <w:spacing w:before="0" w:after="0"/>
+      </w:pPr>
+    </w:p>
+    <w:p>
+      <w:pPr>
+        <w:spacing w:before="0" w:after="0"/>
+      </w:pPr>
+    </w:p>
+    <w:p>
+      <w:pPr>
+        <w:spacing w:before="0" w:after="0"/>
+      </w:pPr>
+    </w:p>
+    <w:p>
+      <w:pPr>
+        <w:spacing w:before="0" w:after="0"/>
+      </w:pPr>
+    </w:p>
+    <w:p>
+      <w:pPr>
+        <w:spacing w:before="0" w:after="0"/>
+      </w:pPr>
+    </w:p>
+    <w:p>
+      <w:pPr>
         <w:spacing w:before="160" w:after="80"/>
       </w:pPr>
       <w:r>
@@ -11899,6 +12479,31 @@
     </w:p>
     <w:p>
       <w:pPr>
+        <w:spacing w:before="0" w:after="0"/>
+      </w:pPr>
+    </w:p>
+    <w:p>
+      <w:pPr>
+        <w:spacing w:before="0" w:after="0"/>
+      </w:pPr>
+    </w:p>
+    <w:p>
+      <w:pPr>
+        <w:spacing w:before="0" w:after="0"/>
+      </w:pPr>
+    </w:p>
+    <w:p>
+      <w:pPr>
+        <w:spacing w:before="0" w:after="0"/>
+      </w:pPr>
+    </w:p>
+    <w:p>
+      <w:pPr>
+        <w:spacing w:before="0" w:after="0"/>
+      </w:pPr>
+    </w:p>
+    <w:p>
+      <w:pPr>
         <w:spacing w:before="160" w:after="80"/>
       </w:pPr>
       <w:r>
@@ -12474,6 +13079,31 @@
         </w:rPr>
         <w:t>）</w:t>
       </w:r>
+    </w:p>
+    <w:p>
+      <w:pPr>
+        <w:spacing w:before="0" w:after="0"/>
+      </w:pPr>
+    </w:p>
+    <w:p>
+      <w:pPr>
+        <w:spacing w:before="0" w:after="0"/>
+      </w:pPr>
+    </w:p>
+    <w:p>
+      <w:pPr>
+        <w:spacing w:before="0" w:after="0"/>
+      </w:pPr>
+    </w:p>
+    <w:p>
+      <w:pPr>
+        <w:spacing w:before="0" w:after="0"/>
+      </w:pPr>
+    </w:p>
+    <w:p>
+      <w:pPr>
+        <w:spacing w:before="0" w:after="0"/>
+      </w:pPr>
     </w:p>
     <w:p>
       <w:pPr>
@@ -13056,6 +13686,31 @@
     </w:p>
     <w:p>
       <w:pPr>
+        <w:spacing w:before="0" w:after="0"/>
+      </w:pPr>
+    </w:p>
+    <w:p>
+      <w:pPr>
+        <w:spacing w:before="0" w:after="0"/>
+      </w:pPr>
+    </w:p>
+    <w:p>
+      <w:pPr>
+        <w:spacing w:before="0" w:after="0"/>
+      </w:pPr>
+    </w:p>
+    <w:p>
+      <w:pPr>
+        <w:spacing w:before="0" w:after="0"/>
+      </w:pPr>
+    </w:p>
+    <w:p>
+      <w:pPr>
+        <w:spacing w:before="0" w:after="0"/>
+      </w:pPr>
+    </w:p>
+    <w:p>
+      <w:pPr>
         <w:spacing w:before="160" w:after="80"/>
       </w:pPr>
       <w:r>
@@ -13271,6 +13926,31 @@
     </w:p>
     <w:p>
       <w:pPr>
+        <w:spacing w:before="0" w:after="0"/>
+      </w:pPr>
+    </w:p>
+    <w:p>
+      <w:pPr>
+        <w:spacing w:before="0" w:after="0"/>
+      </w:pPr>
+    </w:p>
+    <w:p>
+      <w:pPr>
+        <w:spacing w:before="0" w:after="0"/>
+      </w:pPr>
+    </w:p>
+    <w:p>
+      <w:pPr>
+        <w:spacing w:before="0" w:after="0"/>
+      </w:pPr>
+    </w:p>
+    <w:p>
+      <w:pPr>
+        <w:spacing w:before="0" w:after="0"/>
+      </w:pPr>
+    </w:p>
+    <w:p>
+      <w:pPr>
         <w:spacing w:before="160" w:after="80"/>
       </w:pPr>
       <w:r>
@@ -13484,6 +14164,31 @@
         </w:rPr>
         <w:t>。</w:t>
       </w:r>
+    </w:p>
+    <w:p>
+      <w:pPr>
+        <w:spacing w:before="0" w:after="0"/>
+      </w:pPr>
+    </w:p>
+    <w:p>
+      <w:pPr>
+        <w:spacing w:before="0" w:after="0"/>
+      </w:pPr>
+    </w:p>
+    <w:p>
+      <w:pPr>
+        <w:spacing w:before="0" w:after="0"/>
+      </w:pPr>
+    </w:p>
+    <w:p>
+      <w:pPr>
+        <w:spacing w:before="0" w:after="0"/>
+      </w:pPr>
+    </w:p>
+    <w:p>
+      <w:pPr>
+        <w:spacing w:before="0" w:after="0"/>
+      </w:pPr>
     </w:p>
     <w:p>
       <w:pPr>
@@ -13850,6 +14555,31 @@
         </w:rPr>
         <w:t>。</w:t>
       </w:r>
+    </w:p>
+    <w:p>
+      <w:pPr>
+        <w:spacing w:before="0" w:after="0"/>
+      </w:pPr>
+    </w:p>
+    <w:p>
+      <w:pPr>
+        <w:spacing w:before="0" w:after="0"/>
+      </w:pPr>
+    </w:p>
+    <w:p>
+      <w:pPr>
+        <w:spacing w:before="0" w:after="0"/>
+      </w:pPr>
+    </w:p>
+    <w:p>
+      <w:pPr>
+        <w:spacing w:before="0" w:after="0"/>
+      </w:pPr>
+    </w:p>
+    <w:p>
+      <w:pPr>
+        <w:spacing w:before="0" w:after="0"/>
+      </w:pPr>
     </w:p>
     <w:p>
       <w:pPr>
@@ -14255,6 +14985,31 @@
     </w:p>
     <w:p>
       <w:pPr>
+        <w:spacing w:before="0" w:after="0"/>
+      </w:pPr>
+    </w:p>
+    <w:p>
+      <w:pPr>
+        <w:spacing w:before="0" w:after="0"/>
+      </w:pPr>
+    </w:p>
+    <w:p>
+      <w:pPr>
+        <w:spacing w:before="0" w:after="0"/>
+      </w:pPr>
+    </w:p>
+    <w:p>
+      <w:pPr>
+        <w:spacing w:before="0" w:after="0"/>
+      </w:pPr>
+    </w:p>
+    <w:p>
+      <w:pPr>
+        <w:spacing w:before="0" w:after="0"/>
+      </w:pPr>
+    </w:p>
+    <w:p>
+      <w:pPr>
         <w:spacing w:before="160" w:after="80"/>
       </w:pPr>
       <w:r>
@@ -15067,6 +15822,31 @@
     </w:p>
     <w:p>
       <w:pPr>
+        <w:spacing w:before="0" w:after="0"/>
+      </w:pPr>
+    </w:p>
+    <w:p>
+      <w:pPr>
+        <w:spacing w:before="0" w:after="0"/>
+      </w:pPr>
+    </w:p>
+    <w:p>
+      <w:pPr>
+        <w:spacing w:before="0" w:after="0"/>
+      </w:pPr>
+    </w:p>
+    <w:p>
+      <w:pPr>
+        <w:spacing w:before="0" w:after="0"/>
+      </w:pPr>
+    </w:p>
+    <w:p>
+      <w:pPr>
+        <w:spacing w:before="0" w:after="0"/>
+      </w:pPr>
+    </w:p>
+    <w:p>
+      <w:pPr>
         <w:spacing w:before="160" w:after="80"/>
       </w:pPr>
       <w:r>
@@ -15829,6 +16609,31 @@
         </w:rPr>
         <w:t>？</w:t>
       </w:r>
+    </w:p>
+    <w:p>
+      <w:pPr>
+        <w:spacing w:before="0" w:after="0"/>
+      </w:pPr>
+    </w:p>
+    <w:p>
+      <w:pPr>
+        <w:spacing w:before="0" w:after="0"/>
+      </w:pPr>
+    </w:p>
+    <w:p>
+      <w:pPr>
+        <w:spacing w:before="0" w:after="0"/>
+      </w:pPr>
+    </w:p>
+    <w:p>
+      <w:pPr>
+        <w:spacing w:before="0" w:after="0"/>
+      </w:pPr>
+    </w:p>
+    <w:p>
+      <w:pPr>
+        <w:spacing w:before="0" w:after="0"/>
+      </w:pPr>
     </w:p>
     <w:p>
       <w:pPr>
@@ -16662,6 +17467,46 @@
     </w:p>
     <w:p>
       <w:pPr>
+        <w:spacing w:before="0" w:after="0"/>
+      </w:pPr>
+    </w:p>
+    <w:p>
+      <w:pPr>
+        <w:spacing w:before="0" w:after="0"/>
+      </w:pPr>
+    </w:p>
+    <w:p>
+      <w:pPr>
+        <w:spacing w:before="0" w:after="0"/>
+      </w:pPr>
+    </w:p>
+    <w:p>
+      <w:pPr>
+        <w:spacing w:before="0" w:after="0"/>
+      </w:pPr>
+    </w:p>
+    <w:p>
+      <w:pPr>
+        <w:spacing w:before="0" w:after="0"/>
+      </w:pPr>
+    </w:p>
+    <w:p>
+      <w:pPr>
+        <w:spacing w:before="0" w:after="0"/>
+      </w:pPr>
+    </w:p>
+    <w:p>
+      <w:pPr>
+        <w:spacing w:before="0" w:after="0"/>
+      </w:pPr>
+    </w:p>
+    <w:p>
+      <w:pPr>
+        <w:spacing w:before="0" w:after="0"/>
+      </w:pPr>
+    </w:p>
+    <w:p>
+      <w:pPr>
         <w:spacing w:before="160" w:after="80"/>
       </w:pPr>
       <w:r>
@@ -17581,6 +18426,46 @@
     </w:p>
     <w:p>
       <w:pPr>
+        <w:spacing w:before="0" w:after="0"/>
+      </w:pPr>
+    </w:p>
+    <w:p>
+      <w:pPr>
+        <w:spacing w:before="0" w:after="0"/>
+      </w:pPr>
+    </w:p>
+    <w:p>
+      <w:pPr>
+        <w:spacing w:before="0" w:after="0"/>
+      </w:pPr>
+    </w:p>
+    <w:p>
+      <w:pPr>
+        <w:spacing w:before="0" w:after="0"/>
+      </w:pPr>
+    </w:p>
+    <w:p>
+      <w:pPr>
+        <w:spacing w:before="0" w:after="0"/>
+      </w:pPr>
+    </w:p>
+    <w:p>
+      <w:pPr>
+        <w:spacing w:before="0" w:after="0"/>
+      </w:pPr>
+    </w:p>
+    <w:p>
+      <w:pPr>
+        <w:spacing w:before="0" w:after="0"/>
+      </w:pPr>
+    </w:p>
+    <w:p>
+      <w:pPr>
+        <w:spacing w:before="0" w:after="0"/>
+      </w:pPr>
+    </w:p>
+    <w:p>
+      <w:pPr>
         <w:spacing w:before="160" w:after="80"/>
       </w:pPr>
       <w:r>
@@ -18233,6 +19118,31 @@
     </w:p>
     <w:p>
       <w:pPr>
+        <w:spacing w:before="0" w:after="0"/>
+      </w:pPr>
+    </w:p>
+    <w:p>
+      <w:pPr>
+        <w:spacing w:before="0" w:after="0"/>
+      </w:pPr>
+    </w:p>
+    <w:p>
+      <w:pPr>
+        <w:spacing w:before="0" w:after="0"/>
+      </w:pPr>
+    </w:p>
+    <w:p>
+      <w:pPr>
+        <w:spacing w:before="0" w:after="0"/>
+      </w:pPr>
+    </w:p>
+    <w:p>
+      <w:pPr>
+        <w:spacing w:before="0" w:after="0"/>
+      </w:pPr>
+    </w:p>
+    <w:p>
+      <w:pPr>
         <w:spacing w:before="160" w:after="80"/>
       </w:pPr>
       <w:r>
@@ -18905,6 +19815,46 @@
         </w:rPr>
         <w:t xml:space="preserve">。</w:t>
       </w:r>
+    </w:p>
+    <w:p>
+      <w:pPr>
+        <w:spacing w:before="0" w:after="0"/>
+      </w:pPr>
+    </w:p>
+    <w:p>
+      <w:pPr>
+        <w:spacing w:before="0" w:after="0"/>
+      </w:pPr>
+    </w:p>
+    <w:p>
+      <w:pPr>
+        <w:spacing w:before="0" w:after="0"/>
+      </w:pPr>
+    </w:p>
+    <w:p>
+      <w:pPr>
+        <w:spacing w:before="0" w:after="0"/>
+      </w:pPr>
+    </w:p>
+    <w:p>
+      <w:pPr>
+        <w:spacing w:before="0" w:after="0"/>
+      </w:pPr>
+    </w:p>
+    <w:p>
+      <w:pPr>
+        <w:spacing w:before="0" w:after="0"/>
+      </w:pPr>
+    </w:p>
+    <w:p>
+      <w:pPr>
+        <w:spacing w:before="0" w:after="0"/>
+      </w:pPr>
+    </w:p>
+    <w:p>
+      <w:pPr>
+        <w:spacing w:before="0" w:after="0"/>
+      </w:pPr>
     </w:p>
     <w:p>
       <w:pPr>
@@ -19838,6 +20788,46 @@
     </w:p>
     <w:p>
       <w:pPr>
+        <w:spacing w:before="0" w:after="0"/>
+      </w:pPr>
+    </w:p>
+    <w:p>
+      <w:pPr>
+        <w:spacing w:before="0" w:after="0"/>
+      </w:pPr>
+    </w:p>
+    <w:p>
+      <w:pPr>
+        <w:spacing w:before="0" w:after="0"/>
+      </w:pPr>
+    </w:p>
+    <w:p>
+      <w:pPr>
+        <w:spacing w:before="0" w:after="0"/>
+      </w:pPr>
+    </w:p>
+    <w:p>
+      <w:pPr>
+        <w:spacing w:before="0" w:after="0"/>
+      </w:pPr>
+    </w:p>
+    <w:p>
+      <w:pPr>
+        <w:spacing w:before="0" w:after="0"/>
+      </w:pPr>
+    </w:p>
+    <w:p>
+      <w:pPr>
+        <w:spacing w:before="0" w:after="0"/>
+      </w:pPr>
+    </w:p>
+    <w:p>
+      <w:pPr>
+        <w:spacing w:before="0" w:after="0"/>
+      </w:pPr>
+    </w:p>
+    <w:p>
+      <w:pPr>
         <w:spacing w:before="160" w:after="80"/>
       </w:pPr>
       <w:r>
@@ -20832,6 +21822,46 @@
     </w:p>
     <w:p>
       <w:pPr>
+        <w:spacing w:before="0" w:after="0"/>
+      </w:pPr>
+    </w:p>
+    <w:p>
+      <w:pPr>
+        <w:spacing w:before="0" w:after="0"/>
+      </w:pPr>
+    </w:p>
+    <w:p>
+      <w:pPr>
+        <w:spacing w:before="0" w:after="0"/>
+      </w:pPr>
+    </w:p>
+    <w:p>
+      <w:pPr>
+        <w:spacing w:before="0" w:after="0"/>
+      </w:pPr>
+    </w:p>
+    <w:p>
+      <w:pPr>
+        <w:spacing w:before="0" w:after="0"/>
+      </w:pPr>
+    </w:p>
+    <w:p>
+      <w:pPr>
+        <w:spacing w:before="0" w:after="0"/>
+      </w:pPr>
+    </w:p>
+    <w:p>
+      <w:pPr>
+        <w:spacing w:before="0" w:after="0"/>
+      </w:pPr>
+    </w:p>
+    <w:p>
+      <w:pPr>
+        <w:spacing w:before="0" w:after="0"/>
+      </w:pPr>
+    </w:p>
+    <w:p>
+      <w:pPr>
         <w:spacing w:before="160" w:after="80"/>
       </w:pPr>
       <w:r>
@@ -21973,6 +23003,46 @@
         </w:rPr>
         <w:t>。</w:t>
       </w:r>
+    </w:p>
+    <w:p>
+      <w:pPr>
+        <w:spacing w:before="0" w:after="0"/>
+      </w:pPr>
+    </w:p>
+    <w:p>
+      <w:pPr>
+        <w:spacing w:before="0" w:after="0"/>
+      </w:pPr>
+    </w:p>
+    <w:p>
+      <w:pPr>
+        <w:spacing w:before="0" w:after="0"/>
+      </w:pPr>
+    </w:p>
+    <w:p>
+      <w:pPr>
+        <w:spacing w:before="0" w:after="0"/>
+      </w:pPr>
+    </w:p>
+    <w:p>
+      <w:pPr>
+        <w:spacing w:before="0" w:after="0"/>
+      </w:pPr>
+    </w:p>
+    <w:p>
+      <w:pPr>
+        <w:spacing w:before="0" w:after="0"/>
+      </w:pPr>
+    </w:p>
+    <w:p>
+      <w:pPr>
+        <w:spacing w:before="0" w:after="0"/>
+      </w:pPr>
+    </w:p>
+    <w:p>
+      <w:pPr>
+        <w:spacing w:before="0" w:after="0"/>
+      </w:pPr>
     </w:p>
     <w:p>
       <w:pPr>
@@ -23368,6 +24438,46 @@
         </w:rPr>
         <w:t>。</w:t>
       </w:r>
+    </w:p>
+    <w:p>
+      <w:pPr>
+        <w:spacing w:before="0" w:after="0"/>
+      </w:pPr>
+    </w:p>
+    <w:p>
+      <w:pPr>
+        <w:spacing w:before="0" w:after="0"/>
+      </w:pPr>
+    </w:p>
+    <w:p>
+      <w:pPr>
+        <w:spacing w:before="0" w:after="0"/>
+      </w:pPr>
+    </w:p>
+    <w:p>
+      <w:pPr>
+        <w:spacing w:before="0" w:after="0"/>
+      </w:pPr>
+    </w:p>
+    <w:p>
+      <w:pPr>
+        <w:spacing w:before="0" w:after="0"/>
+      </w:pPr>
+    </w:p>
+    <w:p>
+      <w:pPr>
+        <w:spacing w:before="0" w:after="0"/>
+      </w:pPr>
+    </w:p>
+    <w:p>
+      <w:pPr>
+        <w:spacing w:before="0" w:after="0"/>
+      </w:pPr>
+    </w:p>
+    <w:p>
+      <w:pPr>
+        <w:spacing w:before="0" w:after="0"/>
+      </w:pPr>
     </w:p>
     <w:p>
       <w:pPr>
@@ -24509,6 +25619,46 @@
     </w:p>
     <w:p>
       <w:pPr>
+        <w:spacing w:before="0" w:after="0"/>
+      </w:pPr>
+    </w:p>
+    <w:p>
+      <w:pPr>
+        <w:spacing w:before="0" w:after="0"/>
+      </w:pPr>
+    </w:p>
+    <w:p>
+      <w:pPr>
+        <w:spacing w:before="0" w:after="0"/>
+      </w:pPr>
+    </w:p>
+    <w:p>
+      <w:pPr>
+        <w:spacing w:before="0" w:after="0"/>
+      </w:pPr>
+    </w:p>
+    <w:p>
+      <w:pPr>
+        <w:spacing w:before="0" w:after="0"/>
+      </w:pPr>
+    </w:p>
+    <w:p>
+      <w:pPr>
+        <w:spacing w:before="0" w:after="0"/>
+      </w:pPr>
+    </w:p>
+    <w:p>
+      <w:pPr>
+        <w:spacing w:before="0" w:after="0"/>
+      </w:pPr>
+    </w:p>
+    <w:p>
+      <w:pPr>
+        <w:spacing w:before="0" w:after="0"/>
+      </w:pPr>
+    </w:p>
+    <w:p>
+      <w:pPr>
         <w:spacing w:before="160" w:after="80"/>
       </w:pPr>
       <w:r>
@@ -25123,6 +26273,31 @@
         </w:rPr>
         <w:t xml:space="preserve">）</w:t>
       </w:r>
+    </w:p>
+    <w:p>
+      <w:pPr>
+        <w:spacing w:before="0" w:after="0"/>
+      </w:pPr>
+    </w:p>
+    <w:p>
+      <w:pPr>
+        <w:spacing w:before="0" w:after="0"/>
+      </w:pPr>
+    </w:p>
+    <w:p>
+      <w:pPr>
+        <w:spacing w:before="0" w:after="0"/>
+      </w:pPr>
+    </w:p>
+    <w:p>
+      <w:pPr>
+        <w:spacing w:before="0" w:after="0"/>
+      </w:pPr>
+    </w:p>
+    <w:p>
+      <w:pPr>
+        <w:spacing w:before="0" w:after="0"/>
+      </w:pPr>
     </w:p>
     <w:p>
       <w:pPr>
@@ -25587,6 +26762,31 @@
         </w:rPr>
         <w:t>。</w:t>
       </w:r>
+    </w:p>
+    <w:p>
+      <w:pPr>
+        <w:spacing w:before="0" w:after="0"/>
+      </w:pPr>
+    </w:p>
+    <w:p>
+      <w:pPr>
+        <w:spacing w:before="0" w:after="0"/>
+      </w:pPr>
+    </w:p>
+    <w:p>
+      <w:pPr>
+        <w:spacing w:before="0" w:after="0"/>
+      </w:pPr>
+    </w:p>
+    <w:p>
+      <w:pPr>
+        <w:spacing w:before="0" w:after="0"/>
+      </w:pPr>
+    </w:p>
+    <w:p>
+      <w:pPr>
+        <w:spacing w:before="0" w:after="0"/>
+      </w:pPr>
     </w:p>
     <w:p>
       <w:pPr>
@@ -26101,6 +27301,31 @@
     </w:p>
     <w:p>
       <w:pPr>
+        <w:spacing w:before="0" w:after="0"/>
+      </w:pPr>
+    </w:p>
+    <w:p>
+      <w:pPr>
+        <w:spacing w:before="0" w:after="0"/>
+      </w:pPr>
+    </w:p>
+    <w:p>
+      <w:pPr>
+        <w:spacing w:before="0" w:after="0"/>
+      </w:pPr>
+    </w:p>
+    <w:p>
+      <w:pPr>
+        <w:spacing w:before="0" w:after="0"/>
+      </w:pPr>
+    </w:p>
+    <w:p>
+      <w:pPr>
+        <w:spacing w:before="0" w:after="0"/>
+      </w:pPr>
+    </w:p>
+    <w:p>
+      <w:pPr>
         <w:spacing w:before="160" w:after="80"/>
       </w:pPr>
       <w:r>
@@ -26593,6 +27818,31 @@
         </w:rPr>
         <w:t xml:space="preserve">）</w:t>
       </w:r>
+    </w:p>
+    <w:p>
+      <w:pPr>
+        <w:spacing w:before="0" w:after="0"/>
+      </w:pPr>
+    </w:p>
+    <w:p>
+      <w:pPr>
+        <w:spacing w:before="0" w:after="0"/>
+      </w:pPr>
+    </w:p>
+    <w:p>
+      <w:pPr>
+        <w:spacing w:before="0" w:after="0"/>
+      </w:pPr>
+    </w:p>
+    <w:p>
+      <w:pPr>
+        <w:spacing w:before="0" w:after="0"/>
+      </w:pPr>
+    </w:p>
+    <w:p>
+      <w:pPr>
+        <w:spacing w:before="0" w:after="0"/>
+      </w:pPr>
     </w:p>
     <w:p>
       <w:pPr>

--- a/00-首页/题组Word/第一轮习题集/化学原理/溶液与相图习题集-学生版.docx
+++ b/00-首页/题组Word/第一轮习题集/化学原理/溶液与相图习题集-学生版.docx
@@ -1397,7 +1397,7 @@
           </m:e>
           <m:sup>
             <m:r>
-              <m:t>​</m:t>
+              <m:t xml:space="preserve"> </m:t>
             </m:r>
           </m:sup>
         </m:sSup>
@@ -1510,7 +1510,7 @@
           </m:e>
           <m:sup>
             <m:r>
-              <m:t>​</m:t>
+              <m:t xml:space="preserve"> </m:t>
             </m:r>
           </m:sup>
         </m:sSup>
@@ -1727,7 +1727,7 @@
           </m:e>
           <m:sup>
             <m:r>
-              <m:t>​</m:t>
+              <m:t xml:space="preserve"> </m:t>
             </m:r>
           </m:sup>
         </m:sSup>
@@ -1924,7 +1924,7 @@
           </m:e>
           <m:sup>
             <m:r>
-              <m:t>​</m:t>
+              <m:t xml:space="preserve"> </m:t>
             </m:r>
           </m:sup>
         </m:sSup>
@@ -2213,7 +2213,7 @@
           </m:e>
           <m:sup>
             <m:r>
-              <m:t>​</m:t>
+              <m:t xml:space="preserve"> </m:t>
             </m:r>
           </m:sup>
         </m:sSup>
@@ -2410,7 +2410,7 @@
           </m:e>
           <m:sup>
             <m:r>
-              <m:t>​</m:t>
+              <m:t xml:space="preserve"> </m:t>
             </m:r>
           </m:sup>
         </m:sSup>
@@ -5900,7 +5900,7 @@
           </m:e>
           <m:sup>
             <m:r>
-              <m:t>​</m:t>
+              <m:t xml:space="preserve"> </m:t>
             </m:r>
           </m:sup>
         </m:sSup>
@@ -5938,7 +5938,7 @@
           </m:e>
           <m:sup>
             <m:r>
-              <m:t>​</m:t>
+              <m:t xml:space="preserve"> </m:t>
             </m:r>
           </m:sup>
         </m:sSup>
@@ -6505,7 +6505,7 @@
           </m:e>
           <m:sup>
             <m:r>
-              <m:t>​</m:t>
+              <m:t xml:space="preserve"> </m:t>
             </m:r>
           </m:sup>
         </m:sSup>
@@ -6580,7 +6580,7 @@
           </m:e>
           <m:sup>
             <m:r>
-              <m:t>​</m:t>
+              <m:t xml:space="preserve"> </m:t>
             </m:r>
           </m:sup>
         </m:sSup>
@@ -6618,7 +6618,7 @@
           </m:e>
           <m:sup>
             <m:r>
-              <m:t>​</m:t>
+              <m:t xml:space="preserve"> </m:t>
             </m:r>
           </m:sup>
         </m:sSup>
@@ -6856,7 +6856,7 @@
           </m:e>
           <m:sup>
             <m:r>
-              <m:t>​</m:t>
+              <m:t xml:space="preserve"> </m:t>
             </m:r>
           </m:sup>
         </m:sSup>
@@ -7051,7 +7051,7 @@
           </m:e>
           <m:sup>
             <m:r>
-              <m:t>​</m:t>
+              <m:t xml:space="preserve"> </m:t>
             </m:r>
           </m:sup>
         </m:sSup>
@@ -7946,7 +7946,7 @@
           </m:e>
           <m:sup>
             <m:r>
-              <m:t>​</m:t>
+              <m:t xml:space="preserve"> </m:t>
             </m:r>
           </m:sup>
         </m:sSup>
@@ -7990,7 +7990,7 @@
           </m:e>
           <m:sup>
             <m:r>
-              <m:t>​</m:t>
+              <m:t xml:space="preserve"> </m:t>
             </m:r>
           </m:sup>
         </m:sSup>
@@ -8028,7 +8028,7 @@
           </m:e>
           <m:sup>
             <m:r>
-              <m:t>​</m:t>
+              <m:t xml:space="preserve"> </m:t>
             </m:r>
           </m:sup>
         </m:sSup>
@@ -8246,7 +8246,7 @@
           </m:e>
           <m:sup>
             <m:r>
-              <m:t>​</m:t>
+              <m:t xml:space="preserve"> </m:t>
             </m:r>
           </m:sup>
         </m:sSup>
@@ -8497,7 +8497,7 @@
           </m:e>
           <m:sup>
             <m:r>
-              <m:t>​</m:t>
+              <m:t xml:space="preserve"> </m:t>
             </m:r>
           </m:sup>
         </m:sSup>
@@ -8543,7 +8543,7 @@
           </m:e>
           <m:sup>
             <m:r>
-              <m:t>​</m:t>
+              <m:t xml:space="preserve"> </m:t>
             </m:r>
           </m:sup>
         </m:sSup>
@@ -8618,7 +8618,7 @@
           </m:e>
           <m:sup>
             <m:r>
-              <m:t>​</m:t>
+              <m:t xml:space="preserve"> </m:t>
             </m:r>
           </m:sup>
         </m:sSup>
@@ -8656,7 +8656,7 @@
           </m:e>
           <m:sup>
             <m:r>
-              <m:t>​</m:t>
+              <m:t xml:space="preserve"> </m:t>
             </m:r>
           </m:sup>
         </m:sSup>
@@ -8968,7 +8968,7 @@
           </m:e>
           <m:sup>
             <m:r>
-              <m:t>​</m:t>
+              <m:t xml:space="preserve"> </m:t>
             </m:r>
           </m:sup>
         </m:sSup>
@@ -9110,7 +9110,7 @@
           </m:e>
           <m:sup>
             <m:r>
-              <m:t>​</m:t>
+              <m:t xml:space="preserve"> </m:t>
             </m:r>
           </m:sup>
         </m:sSup>
@@ -9529,7 +9529,7 @@
           </m:e>
           <m:sup>
             <m:r>
-              <m:t>​</m:t>
+              <m:t xml:space="preserve"> </m:t>
             </m:r>
           </m:sup>
         </m:sSup>
@@ -9688,7 +9688,7 @@
           </m:e>
           <m:sup>
             <m:r>
-              <m:t>​</m:t>
+              <m:t xml:space="preserve"> </m:t>
             </m:r>
           </m:sup>
         </m:sSup>
@@ -9760,7 +9760,7 @@
           </m:e>
           <m:sup>
             <m:r>
-              <m:t>​</m:t>
+              <m:t xml:space="preserve"> </m:t>
             </m:r>
           </m:sup>
         </m:sSup>
@@ -13654,7 +13654,7 @@
           </m:e>
           <m:sup>
             <m:r>
-              <m:t>​</m:t>
+              <m:t xml:space="preserve"> </m:t>
             </m:r>
           </m:sup>
         </m:sSup>
@@ -14741,7 +14741,7 @@
           </m:e>
           <m:sup>
             <m:r>
-              <m:t>​</m:t>
+              <m:t xml:space="preserve"> </m:t>
             </m:r>
           </m:sup>
         </m:sSup>
@@ -14830,7 +14830,7 @@
           </m:e>
           <m:sup>
             <m:r>
-              <m:t>​</m:t>
+              <m:t xml:space="preserve"> </m:t>
             </m:r>
           </m:sup>
         </m:sSup>
@@ -21670,7 +21670,7 @@
           </m:e>
           <m:sup>
             <m:r>
-              <m:t>​</m:t>
+              <m:t xml:space="preserve"> </m:t>
             </m:r>
           </m:sup>
         </m:sSup>
@@ -23283,7 +23283,7 @@
           </m:e>
           <m:sup>
             <m:r>
-              <m:t>​</m:t>
+              <m:t xml:space="preserve"> </m:t>
             </m:r>
           </m:sup>
         </m:sSup>
@@ -24987,7 +24987,7 @@
                 </m:e>
                 <m:sup>
                   <m:r>
-                    <m:t>​</m:t>
+                    <m:t xml:space="preserve"> </m:t>
                   </m:r>
                 </m:sup>
               </m:sSup>
@@ -25084,7 +25084,7 @@
                 </m:e>
                 <m:sup>
                   <m:r>
-                    <m:t>​</m:t>
+                    <m:t xml:space="preserve"> </m:t>
                   </m:r>
                 </m:sup>
               </m:sSup>
@@ -25392,7 +25392,7 @@
           </m:e>
           <m:sup>
             <m:r>
-              <m:t>​</m:t>
+              <m:t xml:space="preserve"> </m:t>
             </m:r>
           </m:sup>
         </m:sSup>
@@ -25551,7 +25551,7 @@
           </m:e>
           <m:sup>
             <m:r>
-              <m:t>​</m:t>
+              <m:t xml:space="preserve"> </m:t>
             </m:r>
           </m:sup>
         </m:sSup>
@@ -26543,7 +26543,7 @@
           </m:e>
           <m:sup>
             <m:r>
-              <m:t>​</m:t>
+              <m:t xml:space="preserve"> </m:t>
             </m:r>
           </m:sup>
         </m:sSup>
@@ -27154,7 +27154,7 @@
           </m:e>
           <m:sup>
             <m:r>
-              <m:t>​</m:t>
+              <m:t xml:space="preserve"> </m:t>
             </m:r>
           </m:sup>
         </m:sSup>

--- a/00-首页/题组Word/第一轮习题集/化学原理/溶液与相图习题集-学生版.docx
+++ b/00-首页/题组Word/第一轮习题集/化学原理/溶液与相图习题集-学生版.docx
@@ -68,6 +68,14 @@
         <w:tblStyle w:val="Table"/>
         <w:tblW w:type="pct" w:w="5000"/>
         <w:tblLayout w:type="fixed"/>
+        <w:tblBorders>
+          <w:top w:val="single" w:sz="12" w:space="0" w:color="000000"/>
+          <w:left w:val="none" w:sz="0" w:space="0" w:color="auto"/>
+          <w:bottom w:val="single" w:sz="12" w:space="0" w:color="000000"/>
+          <w:right w:val="none" w:sz="0" w:space="0" w:color="auto"/>
+          <w:insideH w:val="none" w:sz="0" w:space="0" w:color="auto"/>
+          <w:insideV w:val="none" w:sz="0" w:space="0" w:color="auto"/>
+        </w:tblBorders>
         <w:tblLook w:firstRow="1" w:lastRow="0" w:firstColumn="0" w:lastColumn="0" w:noHBand="0" w:noVBand="0" w:val="0020"/>
       </w:tblPr>
       <w:tblGrid>
@@ -81,7 +89,11 @@
           <w:tblHeader w:val="on"/>
         </w:trPr>
         <w:tc>
-          <w:tcPr/>
+          <w:tcPr>
+            <w:tcBorders>
+              <w:bottom w:val="single" w:sz="8" w:space="0" w:color="000000"/>
+            </w:tcBorders>
+          </w:tcPr>
           <w:p>
             <w:pPr>
               <w:pStyle w:val="Compact"/>
@@ -97,7 +109,11 @@
           </w:p>
         </w:tc>
         <w:tc>
-          <w:tcPr/>
+          <w:tcPr>
+            <w:tcBorders>
+              <w:bottom w:val="single" w:sz="8" w:space="0" w:color="000000"/>
+            </w:tcBorders>
+          </w:tcPr>
           <w:p>
             <w:pPr>
               <w:pStyle w:val="Compact"/>
@@ -113,7 +129,11 @@
           </w:p>
         </w:tc>
         <w:tc>
-          <w:tcPr/>
+          <w:tcPr>
+            <w:tcBorders>
+              <w:bottom w:val="single" w:sz="8" w:space="0" w:color="000000"/>
+            </w:tcBorders>
+          </w:tcPr>
           <w:p>
             <w:pPr>
               <w:pStyle w:val="Compact"/>
@@ -129,7 +149,11 @@
           </w:p>
         </w:tc>
         <w:tc>
-          <w:tcPr/>
+          <w:tcPr>
+            <w:tcBorders>
+              <w:bottom w:val="single" w:sz="8" w:space="0" w:color="000000"/>
+            </w:tcBorders>
+          </w:tcPr>
           <w:p>
             <w:pPr>
               <w:pStyle w:val="Compact"/>
@@ -1039,6 +1063,14 @@
       <w:tblPr>
         <w:tblStyle w:val="Table"/>
         <w:tblW w:type="auto" w:w="0"/>
+        <w:tblBorders>
+          <w:top w:val="single" w:sz="12" w:space="0" w:color="000000"/>
+          <w:left w:val="none" w:sz="0" w:space="0" w:color="auto"/>
+          <w:bottom w:val="single" w:sz="12" w:space="0" w:color="000000"/>
+          <w:right w:val="none" w:sz="0" w:space="0" w:color="auto"/>
+          <w:insideH w:val="none" w:sz="0" w:space="0" w:color="auto"/>
+          <w:insideV w:val="none" w:sz="0" w:space="0" w:color="auto"/>
+        </w:tblBorders>
         <w:tblLook w:firstRow="1" w:lastRow="0" w:firstColumn="0" w:lastColumn="0" w:noHBand="0" w:noVBand="0" w:val="0020"/>
       </w:tblPr>
       <w:tblGrid>
@@ -1053,7 +1085,11 @@
           <w:tblHeader w:val="on"/>
         </w:trPr>
         <w:tc>
-          <w:tcPr/>
+          <w:tcPr>
+            <w:tcBorders>
+              <w:bottom w:val="single" w:sz="8" w:space="0" w:color="000000"/>
+            </w:tcBorders>
+          </w:tcPr>
           <w:p>
             <w:pPr>
               <w:pStyle w:val="Compact"/>
@@ -1076,7 +1112,11 @@
           </w:p>
         </w:tc>
         <w:tc>
-          <w:tcPr/>
+          <w:tcPr>
+            <w:tcBorders>
+              <w:bottom w:val="single" w:sz="8" w:space="0" w:color="000000"/>
+            </w:tcBorders>
+          </w:tcPr>
           <w:p>
             <w:pPr>
               <w:pStyle w:val="Compact"/>
@@ -1092,7 +1132,11 @@
           </w:p>
         </w:tc>
         <w:tc>
-          <w:tcPr/>
+          <w:tcPr>
+            <w:tcBorders>
+              <w:bottom w:val="single" w:sz="8" w:space="0" w:color="000000"/>
+            </w:tcBorders>
+          </w:tcPr>
           <w:p>
             <w:pPr>
               <w:pStyle w:val="Compact"/>
@@ -1108,7 +1152,11 @@
           </w:p>
         </w:tc>
         <w:tc>
-          <w:tcPr/>
+          <w:tcPr>
+            <w:tcBorders>
+              <w:bottom w:val="single" w:sz="8" w:space="0" w:color="000000"/>
+            </w:tcBorders>
+          </w:tcPr>
           <w:p>
             <w:pPr>
               <w:pStyle w:val="Compact"/>
@@ -1124,7 +1172,11 @@
           </w:p>
         </w:tc>
         <w:tc>
-          <w:tcPr/>
+          <w:tcPr>
+            <w:tcBorders>
+              <w:bottom w:val="single" w:sz="8" w:space="0" w:color="000000"/>
+            </w:tcBorders>
+          </w:tcPr>
           <w:p>
             <w:pPr>
               <w:pStyle w:val="Compact"/>
@@ -6190,6 +6242,14 @@
       <w:tblPr>
         <w:tblStyle w:val="Table"/>
         <w:tblW w:type="auto" w:w="0"/>
+        <w:tblBorders>
+          <w:top w:val="single" w:sz="12" w:space="0" w:color="000000"/>
+          <w:left w:val="none" w:sz="0" w:space="0" w:color="auto"/>
+          <w:bottom w:val="single" w:sz="12" w:space="0" w:color="000000"/>
+          <w:right w:val="none" w:sz="0" w:space="0" w:color="auto"/>
+          <w:insideH w:val="none" w:sz="0" w:space="0" w:color="auto"/>
+          <w:insideV w:val="none" w:sz="0" w:space="0" w:color="auto"/>
+        </w:tblBorders>
         <w:tblLook w:firstRow="1" w:lastRow="0" w:firstColumn="0" w:lastColumn="0" w:noHBand="0" w:noVBand="0" w:val="0020"/>
       </w:tblPr>
       <w:tblGrid>
@@ -6204,7 +6264,11 @@
           <w:tblHeader w:val="on"/>
         </w:trPr>
         <w:tc>
-          <w:tcPr/>
+          <w:tcPr>
+            <w:tcBorders>
+              <w:bottom w:val="single" w:sz="8" w:space="0" w:color="000000"/>
+            </w:tcBorders>
+          </w:tcPr>
           <w:p>
             <w:pPr>
               <w:pStyle w:val="Compact"/>
@@ -6227,7 +6291,11 @@
           </w:p>
         </w:tc>
         <w:tc>
-          <w:tcPr/>
+          <w:tcPr>
+            <w:tcBorders>
+              <w:bottom w:val="single" w:sz="8" w:space="0" w:color="000000"/>
+            </w:tcBorders>
+          </w:tcPr>
           <w:p>
             <w:pPr>
               <w:pStyle w:val="Compact"/>
@@ -6243,7 +6311,11 @@
           </w:p>
         </w:tc>
         <w:tc>
-          <w:tcPr/>
+          <w:tcPr>
+            <w:tcBorders>
+              <w:bottom w:val="single" w:sz="8" w:space="0" w:color="000000"/>
+            </w:tcBorders>
+          </w:tcPr>
           <w:p>
             <w:pPr>
               <w:pStyle w:val="Compact"/>
@@ -6259,7 +6331,11 @@
           </w:p>
         </w:tc>
         <w:tc>
-          <w:tcPr/>
+          <w:tcPr>
+            <w:tcBorders>
+              <w:bottom w:val="single" w:sz="8" w:space="0" w:color="000000"/>
+            </w:tcBorders>
+          </w:tcPr>
           <w:p>
             <w:pPr>
               <w:pStyle w:val="Compact"/>
@@ -6275,7 +6351,11 @@
           </w:p>
         </w:tc>
         <w:tc>
-          <w:tcPr/>
+          <w:tcPr>
+            <w:tcBorders>
+              <w:bottom w:val="single" w:sz="8" w:space="0" w:color="000000"/>
+            </w:tcBorders>
+          </w:tcPr>
           <w:p>
             <w:pPr>
               <w:pStyle w:val="Compact"/>
@@ -17090,6 +17170,14 @@
         <w:tblStyle w:val="Table"/>
         <w:tblW w:type="pct" w:w="5000"/>
         <w:tblLayout w:type="fixed"/>
+        <w:tblBorders>
+          <w:top w:val="single" w:sz="12" w:space="0" w:color="000000"/>
+          <w:left w:val="none" w:sz="0" w:space="0" w:color="auto"/>
+          <w:bottom w:val="single" w:sz="12" w:space="0" w:color="000000"/>
+          <w:right w:val="none" w:sz="0" w:space="0" w:color="auto"/>
+          <w:insideH w:val="none" w:sz="0" w:space="0" w:color="auto"/>
+          <w:insideV w:val="none" w:sz="0" w:space="0" w:color="auto"/>
+        </w:tblBorders>
         <w:tblLook w:firstRow="1" w:lastRow="0" w:firstColumn="0" w:lastColumn="0" w:noHBand="0" w:noVBand="0" w:val="0020"/>
       </w:tblPr>
       <w:tblGrid>
@@ -17109,7 +17197,11 @@
           <w:tblHeader w:val="on"/>
         </w:trPr>
         <w:tc>
-          <w:tcPr/>
+          <w:tcPr>
+            <w:tcBorders>
+              <w:bottom w:val="single" w:sz="8" w:space="0" w:color="000000"/>
+            </w:tcBorders>
+          </w:tcPr>
           <w:p>
             <w:pPr>
               <w:pStyle w:val="Compact"/>
@@ -17125,7 +17217,11 @@
           </w:p>
         </w:tc>
         <w:tc>
-          <w:tcPr/>
+          <w:tcPr>
+            <w:tcBorders>
+              <w:bottom w:val="single" w:sz="8" w:space="0" w:color="000000"/>
+            </w:tcBorders>
+          </w:tcPr>
           <w:p>
             <w:pPr>
               <w:pStyle w:val="Compact"/>
@@ -17141,7 +17237,11 @@
           </w:p>
         </w:tc>
         <w:tc>
-          <w:tcPr/>
+          <w:tcPr>
+            <w:tcBorders>
+              <w:bottom w:val="single" w:sz="8" w:space="0" w:color="000000"/>
+            </w:tcBorders>
+          </w:tcPr>
           <w:p>
             <w:pPr>
               <w:pStyle w:val="Compact"/>
@@ -17157,7 +17257,11 @@
           </w:p>
         </w:tc>
         <w:tc>
-          <w:tcPr/>
+          <w:tcPr>
+            <w:tcBorders>
+              <w:bottom w:val="single" w:sz="8" w:space="0" w:color="000000"/>
+            </w:tcBorders>
+          </w:tcPr>
           <w:p>
             <w:pPr>
               <w:pStyle w:val="Compact"/>
@@ -17173,7 +17277,11 @@
           </w:p>
         </w:tc>
         <w:tc>
-          <w:tcPr/>
+          <w:tcPr>
+            <w:tcBorders>
+              <w:bottom w:val="single" w:sz="8" w:space="0" w:color="000000"/>
+            </w:tcBorders>
+          </w:tcPr>
           <w:p>
             <w:pPr>
               <w:pStyle w:val="Compact"/>
@@ -17189,7 +17297,11 @@
           </w:p>
         </w:tc>
         <w:tc>
-          <w:tcPr/>
+          <w:tcPr>
+            <w:tcBorders>
+              <w:bottom w:val="single" w:sz="8" w:space="0" w:color="000000"/>
+            </w:tcBorders>
+          </w:tcPr>
           <w:p>
             <w:pPr>
               <w:pStyle w:val="Compact"/>
@@ -17205,7 +17317,11 @@
           </w:p>
         </w:tc>
         <w:tc>
-          <w:tcPr/>
+          <w:tcPr>
+            <w:tcBorders>
+              <w:bottom w:val="single" w:sz="8" w:space="0" w:color="000000"/>
+            </w:tcBorders>
+          </w:tcPr>
           <w:p>
             <w:pPr>
               <w:pStyle w:val="Compact"/>
@@ -17221,7 +17337,11 @@
           </w:p>
         </w:tc>
         <w:tc>
-          <w:tcPr/>
+          <w:tcPr>
+            <w:tcBorders>
+              <w:bottom w:val="single" w:sz="8" w:space="0" w:color="000000"/>
+            </w:tcBorders>
+          </w:tcPr>
           <w:p>
             <w:pPr>
               <w:pStyle w:val="Compact"/>
@@ -17237,7 +17357,11 @@
           </w:p>
         </w:tc>
         <w:tc>
-          <w:tcPr/>
+          <w:tcPr>
+            <w:tcBorders>
+              <w:bottom w:val="single" w:sz="8" w:space="0" w:color="000000"/>
+            </w:tcBorders>
+          </w:tcPr>
           <w:p>
             <w:pPr>
               <w:pStyle w:val="Compact"/>
@@ -17253,7 +17377,11 @@
           </w:p>
         </w:tc>
         <w:tc>
-          <w:tcPr/>
+          <w:tcPr>
+            <w:tcBorders>
+              <w:bottom w:val="single" w:sz="8" w:space="0" w:color="000000"/>
+            </w:tcBorders>
+          </w:tcPr>
           <w:p>
             <w:pPr>
               <w:pStyle w:val="Compact"/>
@@ -20210,6 +20338,14 @@
         <w:tblStyle w:val="Table"/>
         <w:tblW w:type="pct" w:w="5000"/>
         <w:tblLayout w:type="fixed"/>
+        <w:tblBorders>
+          <w:top w:val="single" w:sz="12" w:space="0" w:color="000000"/>
+          <w:left w:val="none" w:sz="0" w:space="0" w:color="auto"/>
+          <w:bottom w:val="single" w:sz="12" w:space="0" w:color="000000"/>
+          <w:right w:val="none" w:sz="0" w:space="0" w:color="auto"/>
+          <w:insideH w:val="none" w:sz="0" w:space="0" w:color="auto"/>
+          <w:insideV w:val="none" w:sz="0" w:space="0" w:color="auto"/>
+        </w:tblBorders>
         <w:tblLook w:firstRow="1" w:lastRow="0" w:firstColumn="0" w:lastColumn="0" w:noHBand="0" w:noVBand="0" w:val="0020"/>
       </w:tblPr>
       <w:tblGrid>
@@ -20223,7 +20359,11 @@
           <w:tblHeader w:val="on"/>
         </w:trPr>
         <w:tc>
-          <w:tcPr/>
+          <w:tcPr>
+            <w:tcBorders>
+              <w:bottom w:val="single" w:sz="8" w:space="0" w:color="000000"/>
+            </w:tcBorders>
+          </w:tcPr>
           <w:p>
             <w:pPr>
               <w:pStyle w:val="Compact"/>
@@ -20239,7 +20379,11 @@
           </w:p>
         </w:tc>
         <w:tc>
-          <w:tcPr/>
+          <w:tcPr>
+            <w:tcBorders>
+              <w:bottom w:val="single" w:sz="8" w:space="0" w:color="000000"/>
+            </w:tcBorders>
+          </w:tcPr>
           <w:p>
             <w:pPr>
               <w:pStyle w:val="Compact"/>
@@ -20275,7 +20419,11 @@
           </w:p>
         </w:tc>
         <w:tc>
-          <w:tcPr/>
+          <w:tcPr>
+            <w:tcBorders>
+              <w:bottom w:val="single" w:sz="8" w:space="0" w:color="000000"/>
+            </w:tcBorders>
+          </w:tcPr>
           <w:p>
             <w:pPr>
               <w:pStyle w:val="Compact"/>
@@ -20317,7 +20465,11 @@
           </w:p>
         </w:tc>
         <w:tc>
-          <w:tcPr/>
+          <w:tcPr>
+            <w:tcBorders>
+              <w:bottom w:val="single" w:sz="8" w:space="0" w:color="000000"/>
+            </w:tcBorders>
+          </w:tcPr>
           <w:p>
             <w:pPr>
               <w:pStyle w:val="Compact"/>
@@ -23504,6 +23656,14 @@
       <w:tblPr>
         <w:tblStyle w:val="Table"/>
         <w:tblW w:type="auto" w:w="0"/>
+        <w:tblBorders>
+          <w:top w:val="single" w:sz="12" w:space="0" w:color="000000"/>
+          <w:left w:val="none" w:sz="0" w:space="0" w:color="auto"/>
+          <w:bottom w:val="single" w:sz="12" w:space="0" w:color="000000"/>
+          <w:right w:val="none" w:sz="0" w:space="0" w:color="auto"/>
+          <w:insideH w:val="none" w:sz="0" w:space="0" w:color="auto"/>
+          <w:insideV w:val="none" w:sz="0" w:space="0" w:color="auto"/>
+        </w:tblBorders>
         <w:tblLook w:firstRow="1" w:lastRow="0" w:firstColumn="0" w:lastColumn="0" w:noHBand="0" w:noVBand="0" w:val="0020"/>
       </w:tblPr>
       <w:tblGrid>
@@ -23517,7 +23677,11 @@
           <w:tblHeader w:val="on"/>
         </w:trPr>
         <w:tc>
-          <w:tcPr/>
+          <w:tcPr>
+            <w:tcBorders>
+              <w:bottom w:val="single" w:sz="8" w:space="0" w:color="000000"/>
+            </w:tcBorders>
+          </w:tcPr>
           <w:p>
             <w:pPr>
               <w:pStyle w:val="Compact"/>
@@ -23573,7 +23737,11 @@
           </w:p>
         </w:tc>
         <w:tc>
-          <w:tcPr/>
+          <w:tcPr>
+            <w:tcBorders>
+              <w:bottom w:val="single" w:sz="8" w:space="0" w:color="000000"/>
+            </w:tcBorders>
+          </w:tcPr>
           <w:p>
             <w:pPr>
               <w:pStyle w:val="Compact"/>
@@ -23589,7 +23757,11 @@
           </w:p>
         </w:tc>
         <w:tc>
-          <w:tcPr/>
+          <w:tcPr>
+            <w:tcBorders>
+              <w:bottom w:val="single" w:sz="8" w:space="0" w:color="000000"/>
+            </w:tcBorders>
+          </w:tcPr>
           <w:p>
             <w:pPr>
               <w:pStyle w:val="Compact"/>
@@ -23605,7 +23777,11 @@
           </w:p>
         </w:tc>
         <w:tc>
-          <w:tcPr/>
+          <w:tcPr>
+            <w:tcBorders>
+              <w:bottom w:val="single" w:sz="8" w:space="0" w:color="000000"/>
+            </w:tcBorders>
+          </w:tcPr>
           <w:p>
             <w:pPr>
               <w:pStyle w:val="Compact"/>
@@ -24767,6 +24943,14 @@
         <w:tblStyle w:val="Table"/>
         <w:tblW w:type="pct" w:w="5000"/>
         <w:tblLayout w:type="fixed"/>
+        <w:tblBorders>
+          <w:top w:val="single" w:sz="12" w:space="0" w:color="000000"/>
+          <w:left w:val="none" w:sz="0" w:space="0" w:color="auto"/>
+          <w:bottom w:val="single" w:sz="12" w:space="0" w:color="000000"/>
+          <w:right w:val="none" w:sz="0" w:space="0" w:color="auto"/>
+          <w:insideH w:val="none" w:sz="0" w:space="0" w:color="auto"/>
+          <w:insideV w:val="none" w:sz="0" w:space="0" w:color="auto"/>
+        </w:tblBorders>
         <w:tblLook w:firstRow="1" w:lastRow="0" w:firstColumn="0" w:lastColumn="0" w:noHBand="0" w:noVBand="0" w:val="0020"/>
       </w:tblPr>
       <w:tblGrid>
@@ -24781,7 +24965,11 @@
           <w:tblHeader w:val="on"/>
         </w:trPr>
         <w:tc>
-          <w:tcPr/>
+          <w:tcPr>
+            <w:tcBorders>
+              <w:bottom w:val="single" w:sz="8" w:space="0" w:color="000000"/>
+            </w:tcBorders>
+          </w:tcPr>
           <w:p>
             <w:pPr>
               <w:pStyle w:val="Compact"/>
@@ -24790,7 +24978,11 @@
           </w:p>
         </w:tc>
         <w:tc>
-          <w:tcPr/>
+          <w:tcPr>
+            <w:tcBorders>
+              <w:bottom w:val="single" w:sz="8" w:space="0" w:color="000000"/>
+            </w:tcBorders>
+          </w:tcPr>
           <w:p>
             <w:pPr>
               <w:pStyle w:val="Compact"/>
@@ -24844,7 +25036,11 @@
           </w:p>
         </w:tc>
         <w:tc>
-          <w:tcPr/>
+          <w:tcPr>
+            <w:tcBorders>
+              <w:bottom w:val="single" w:sz="8" w:space="0" w:color="000000"/>
+            </w:tcBorders>
+          </w:tcPr>
           <w:p>
             <w:pPr>
               <w:pStyle w:val="Compact"/>
@@ -24892,7 +25088,11 @@
           </w:p>
         </w:tc>
         <w:tc>
-          <w:tcPr/>
+          <w:tcPr>
+            <w:tcBorders>
+              <w:bottom w:val="single" w:sz="8" w:space="0" w:color="000000"/>
+            </w:tcBorders>
+          </w:tcPr>
           <w:p>
             <w:pPr>
               <w:pStyle w:val="Compact"/>
@@ -24934,7 +25134,11 @@
           </w:p>
         </w:tc>
         <w:tc>
-          <w:tcPr/>
+          <w:tcPr>
+            <w:tcBorders>
+              <w:bottom w:val="single" w:sz="8" w:space="0" w:color="000000"/>
+            </w:tcBorders>
+          </w:tcPr>
           <w:p>
             <w:pPr>
               <w:pStyle w:val="Compact"/>
@@ -28671,7 +28875,7 @@
     <ns0:rPr>
       <ns0:rFonts ns0:ascii="Times New Roman" ns0:cs="Times New Roman" ns0:eastAsia="SimHei" ns0:hAnsi="Times New Roman"/>
       <ns0:b/>
-      <ns0:color ns0:val="17324D"/>
+      <ns0:color ns0:val="000000"/>
       <ns0:sz ns0:val="44"/>
       <ns0:szCs ns0:val="56"/>
     </ns0:rPr>
@@ -28813,7 +29017,7 @@
     <ns0:rPr>
       <ns0:rFonts ns0:ascii="Times New Roman" ns0:cs="Times New Roman" ns0:eastAsia="SimHei" ns0:hAnsi="Times New Roman"/>
       <ns0:b/>
-      <ns0:color ns0:val="17324D"/>
+      <ns0:color ns0:val="000000"/>
       <ns0:sz ns0:val="32"/>
       <ns0:szCs ns0:val="40"/>
     </ns0:rPr>
@@ -28837,7 +29041,7 @@
     <ns0:rPr>
       <ns0:rFonts ns0:ascii="Times New Roman" ns0:cs="Times New Roman" ns0:eastAsia="SimHei" ns0:hAnsi="Times New Roman"/>
       <ns0:b/>
-      <ns0:color ns0:val="17324D"/>
+      <ns0:color ns0:val="000000"/>
       <ns0:sz ns0:val="28"/>
       <ns0:szCs ns0:val="32"/>
     </ns0:rPr>
@@ -28861,7 +29065,7 @@
     <ns0:rPr>
       <ns0:rFonts ns0:ascii="Times New Roman" ns0:cs="Times New Roman" ns0:eastAsia="SimHei" ns0:hAnsi="Times New Roman"/>
       <ns0:b/>
-      <ns0:color ns0:val="17324D"/>
+      <ns0:color ns0:val="000000"/>
       <ns0:sz ns0:val="25"/>
       <ns0:szCs ns0:val="28"/>
     </ns0:rPr>
